--- a/tests/corpus/generated/contract-uk.docx
+++ b/tests/corpus/generated/contract-uk.docx
@@ -110,7 +110,7 @@
         <w:jc w:val="both"/>
       </w:pPr>
       <w:r>
-        <w:t xml:space="preserve">Загальна сума договору складає 248 600,00 грн (двісті сорок вісім тисяч шістсот гривень 00 копійок), у тому числі ПДВ 20 % – 41 433,33 грн.</w:t>
+        <w:t xml:space="preserve">Загальна сума договору становить 248 600,00 грн (двісті сорок вісім тисяч шістсот гривень 00 копійок), у тому числі ПДВ 20 % – 41 433,33 грн.</w:t>
       </w:r>
     </w:p>
     <w:p>
@@ -404,6 +404,7 @@
         </w:tc>
       </w:tr>
     </w:tbl>
+    <w:p/>
     <w:sectPr>
       <w:footerReference w:type="default" r:id="rId5"/>
       <w:pgSz w:w="11906" w:h="16838"/>
